--- a/SAP_EA_StudyBible_Final.docx
+++ b/SAP_EA_StudyBible_Final.docx
@@ -83,7 +83,7 @@
           <w:sz w:val="20"/>
           <w:szCs w:val="20"/>
         </w:rPr>
-        <w:t xml:space="preserve">Phil Myint  |  ZenCloud.au  |  Brisbane  |  2026</w:t>
+        <w:t xml:space="preserve">Phil Myint  |  Brisbane  |  2026</w:t>
       </w:r>
     </w:p>
     <w:p>
@@ -24309,7 +24309,7 @@
           <w:sz w:val="18"/>
           <w:szCs w:val="18"/>
         </w:rPr>
-        <w:t xml:space="preserve">SAP EA Certification Study Bible  |  18 Parts Complete  |  ZenCloud.au  |  2026</w:t>
+        <w:t xml:space="preserve">SAP EA Certification Study Bible  |  18 Parts Complete  |  2026</w:t>
       </w:r>
     </w:p>
     <w:sectPr>
